--- a/Михайловский/Ввод и редактирование экспертных суждений/Ввод и редактирование экспертных суждений.docx
+++ b/Михайловский/Ввод и редактирование экспертных суждений/Ввод и редактирование экспертных суждений.docx
@@ -253,7 +253,7 @@
               <w:sz w:val="28"/>
               <w:szCs w:val="28"/>
             </w:rPr>
-            <w:t>01.21</w:t>
+            <w:t>11</w:t>
           </w:r>
           <w:r>
             <w:rPr>
@@ -262,7 +262,7 @@
               <w:sz w:val="28"/>
               <w:szCs w:val="28"/>
             </w:rPr>
-            <w:t>.2025 версия 1.</w:t>
+            <w:t>.</w:t>
           </w:r>
           <w:r>
             <w:rPr>
@@ -271,7 +271,25 @@
               <w:sz w:val="28"/>
               <w:szCs w:val="28"/>
             </w:rPr>
-            <w:t>0</w:t>
+            <w:t>12</w:t>
+          </w:r>
+          <w:r>
+            <w:rPr>
+              <w:rFonts w:ascii="Times New Roman" w:hAnsi="Times New Roman"/>
+              <w:noProof/>
+              <w:sz w:val="28"/>
+              <w:szCs w:val="28"/>
+            </w:rPr>
+            <w:t>.2025 версия 1.</w:t>
+          </w:r>
+          <w:r>
+            <w:rPr>
+              <w:rFonts w:ascii="Times New Roman" w:hAnsi="Times New Roman"/>
+              <w:noProof/>
+              <w:sz w:val="28"/>
+              <w:szCs w:val="28"/>
+            </w:rPr>
+            <w:t>1</w:t>
           </w:r>
         </w:p>
         <w:p>
@@ -1058,6 +1076,12 @@
         </w:rPr>
         <w:t>идентификатор пользователя</w:t>
       </w:r>
+      <w:r>
+        <w:rPr>
+          <w:lang w:val="ru-RU"/>
+        </w:rPr>
+        <w:t>, данные из БДС</w:t>
+      </w:r>
     </w:p>
     <w:p>
       <w:pPr>
@@ -1156,7 +1180,37 @@
         <w:rPr>
           <w:lang w:val="ru-RU"/>
         </w:rPr>
-        <w:t>При нажатии «сохранить» проверяется, что текстовая формулировка суждения непустая и корректность оценки уверенности в суждении. Оценка должна быть целочисленной в диапазоне от 0 до 100.</w:t>
+        <w:t xml:space="preserve">При нажатии «сохранить» проверяется, что текстовая формулировка суждения непустая и корректность оценки уверенности в суждении. Оценка должна быть целочисленной в диапазоне от </w:t>
+      </w:r>
+      <w:r>
+        <w:rPr>
+          <w:lang w:val="ru-RU"/>
+        </w:rPr>
+        <w:t>75</w:t>
+      </w:r>
+      <w:r>
+        <w:rPr>
+          <w:lang w:val="ru-RU"/>
+        </w:rPr>
+        <w:t xml:space="preserve"> до 100</w:t>
+      </w:r>
+      <w:r>
+        <w:rPr>
+          <w:lang w:val="ru-RU"/>
+        </w:rPr>
+        <w:t xml:space="preserve"> </w:t>
+      </w:r>
+      <w:r>
+        <w:rPr>
+          <w:lang w:val="ru-RU"/>
+        </w:rPr>
+        <w:t>и кратна 5</w:t>
+      </w:r>
+      <w:r>
+        <w:rPr>
+          <w:lang w:val="ru-RU"/>
+        </w:rPr>
+        <w:t>.</w:t>
       </w:r>
     </w:p>
     <w:p>
@@ -1246,13 +1300,7 @@
         <w:pStyle w:val="af"/>
       </w:pPr>
       <w:r>
-        <w:t xml:space="preserve">Описание алгоритма </w:t>
-      </w:r>
-      <w:r>
-        <w:t>редактирования</w:t>
-      </w:r>
-      <w:r>
-        <w:t xml:space="preserve"> суждений</w:t>
+        <w:t>Описание алгоритма редактирования суждений</w:t>
       </w:r>
     </w:p>
     <w:p>
@@ -1275,19 +1323,7 @@
         <w:rPr>
           <w:lang w:val="ru-RU"/>
         </w:rPr>
-        <w:t xml:space="preserve">: данный алгоритм предназначен для </w:t>
-      </w:r>
-      <w:r>
-        <w:rPr>
-          <w:lang w:val="ru-RU"/>
-        </w:rPr>
-        <w:t xml:space="preserve">редактирования имеющихся </w:t>
-      </w:r>
-      <w:r>
-        <w:rPr>
-          <w:lang w:val="ru-RU"/>
-        </w:rPr>
-        <w:t>суждений в БДС.</w:t>
+        <w:t>: данный алгоритм предназначен для редактирования имеющихся суждений в БДС.</w:t>
       </w:r>
     </w:p>
     <w:p>
@@ -1413,7 +1449,19 @@
         <w:rPr>
           <w:lang w:val="ru-RU"/>
         </w:rPr>
-        <w:t xml:space="preserve"> для </w:t>
+        <w:t xml:space="preserve"> </w:t>
+      </w:r>
+      <w:r>
+        <w:rPr>
+          <w:lang w:val="ru-RU"/>
+        </w:rPr>
+        <w:t>проверяется, используется ли выбранное суждение. Редактирование используемых воспрещается. Д</w:t>
+      </w:r>
+      <w:r>
+        <w:rPr>
+          <w:lang w:val="ru-RU"/>
+        </w:rPr>
+        <w:t xml:space="preserve">ля </w:t>
       </w:r>
       <w:r>
         <w:rPr>
@@ -1451,7 +1499,49 @@
         <w:rPr>
           <w:lang w:val="ru-RU"/>
         </w:rPr>
-        <w:t>При нажатии «сохранить» проверяется, что текстовая формулировка суждения непустая и корректность оценки уверенности в суждении. Оценка должна быть целочисленной в диапазоне от 0 до 100.</w:t>
+        <w:t xml:space="preserve">При нажатии «сохранить» проверяется, что текстовая формулировка суждения непустая и корректность оценки уверенности в суждении. Оценка должна быть целочисленной в диапазоне </w:t>
+      </w:r>
+      <w:r>
+        <w:rPr>
+          <w:lang w:val="ru-RU"/>
+        </w:rPr>
+        <w:t xml:space="preserve">от </w:t>
+      </w:r>
+      <w:r>
+        <w:rPr>
+          <w:lang w:val="ru-RU"/>
+        </w:rPr>
+        <w:t>75</w:t>
+      </w:r>
+      <w:r>
+        <w:rPr>
+          <w:lang w:val="ru-RU"/>
+        </w:rPr>
+        <w:t xml:space="preserve"> до 100</w:t>
+      </w:r>
+      <w:r>
+        <w:rPr>
+          <w:lang w:val="ru-RU"/>
+        </w:rPr>
+        <w:t xml:space="preserve"> </w:t>
+      </w:r>
+      <w:r>
+        <w:rPr>
+          <w:lang w:val="ru-RU"/>
+        </w:rPr>
+        <w:t>и кратна 5</w:t>
+      </w:r>
+      <w:r>
+        <w:rPr>
+          <w:lang w:val="ru-RU"/>
+        </w:rPr>
+        <w:t>.</w:t>
+      </w:r>
+      <w:r>
+        <w:rPr>
+          <w:lang w:val="ru-RU"/>
+        </w:rPr>
+        <w:t xml:space="preserve"> </w:t>
       </w:r>
     </w:p>
     <w:p>
@@ -1464,10 +1554,10 @@
           <w:lang w:eastAsia="ru-RU"/>
         </w:rPr>
         <w:drawing>
-          <wp:inline distT="0" distB="0" distL="0" distR="0" wp14:anchorId="705EABF9" wp14:editId="44FB63D4">
-            <wp:extent cx="1328057" cy="4178116"/>
-            <wp:effectExtent l="0" t="0" r="5715" b="0"/>
-            <wp:docPr id="6" name="Рисунок 6"/>
+          <wp:inline distT="0" distB="0" distL="0" distR="0" wp14:anchorId="37FD72A8" wp14:editId="05A47C94">
+            <wp:extent cx="1770102" cy="4180115"/>
+            <wp:effectExtent l="0" t="0" r="1905" b="0"/>
+            <wp:docPr id="1" name="Рисунок 1"/>
             <wp:cNvGraphicFramePr>
               <a:graphicFrameLocks xmlns:a="http://schemas.openxmlformats.org/drawingml/2006/main" noChangeAspect="1"/>
             </wp:cNvGraphicFramePr>
@@ -1475,7 +1565,7 @@
               <a:graphicData uri="http://schemas.openxmlformats.org/drawingml/2006/picture">
                 <pic:pic xmlns:pic="http://schemas.openxmlformats.org/drawingml/2006/picture">
                   <pic:nvPicPr>
-                    <pic:cNvPr id="0" name="Picture 2"/>
+                    <pic:cNvPr id="0" name="Picture 1"/>
                     <pic:cNvPicPr>
                       <a:picLocks noChangeAspect="1" noChangeArrowheads="1"/>
                     </pic:cNvPicPr>
@@ -1496,7 +1586,7 @@
                   <pic:spPr bwMode="auto">
                     <a:xfrm>
                       <a:off x="0" y="0"/>
-                      <a:ext cx="1334778" cy="4199262"/>
+                      <a:ext cx="1786855" cy="4219678"/>
                     </a:xfrm>
                     <a:prstGeom prst="rect">
                       <a:avLst/>
@@ -1538,13 +1628,8 @@
         <w:pStyle w:val="af"/>
       </w:pPr>
       <w:r>
-        <w:t xml:space="preserve">Описание алгоритма </w:t>
-      </w:r>
-      <w:r>
-        <w:t>просмотра</w:t>
-      </w:r>
-      <w:r>
-        <w:t xml:space="preserve"> суждений</w:t>
+        <w:lastRenderedPageBreak/>
+        <w:t>Описание алгоритма просмотра суждений</w:t>
       </w:r>
     </w:p>
     <w:p>
@@ -1560,7 +1645,6 @@
           <w:iCs/>
           <w:lang w:val="ru-RU"/>
         </w:rPr>
-        <w:lastRenderedPageBreak/>
         <w:t>Назначение алгоритма</w:t>
       </w:r>
       <w:r>
@@ -1782,19 +1866,7 @@
         <w:pStyle w:val="ad"/>
       </w:pPr>
       <w:r>
-        <w:t xml:space="preserve">Рис. </w:t>
-      </w:r>
-      <w:r>
-        <w:t>3</w:t>
-      </w:r>
-      <w:r>
-        <w:t xml:space="preserve">. Блок-схема </w:t>
-      </w:r>
-      <w:r>
-        <w:t>просмотра экспертных суждений</w:t>
-      </w:r>
-      <w:r>
-        <w:t>.</w:t>
+        <w:t>Рис. 3. Блок-схема просмотра экспертных суждений.</w:t>
       </w:r>
     </w:p>
     <w:p>
